--- a/Books/RPG_Books/ThePrincessAndTheChef/Book_ThePrincessAndTheChef.docx
+++ b/Books/RPG_Books/ThePrincessAndTheChef/Book_ThePrincessAndTheChef.docx
@@ -261,93 +261,124 @@
     <w:p>
       <w:pPr>
         <w:pStyle w:val="H2"/>
-      </w:pPr>
-      <w:bookmarkStart w:id="0" w:name="_Toc189210624"/>
+        <w:numPr>
+          <w:ilvl w:val="0"/>
+          <w:numId w:val="10"/>
+        </w:numPr>
+      </w:pPr>
+    </w:p>
+    <w:p>
+      <w:pPr>
+        <w:pStyle w:val="Quote1"/>
+      </w:pPr>
+    </w:p>
+    <w:p>
+      <w:r>
+        <w:t xml:space="preserve">Somewhere in the </w:t>
+      </w:r>
+      <w:r>
+        <w:t>mountains north of Vancouver a</w:t>
+      </w:r>
+      <w:r>
+        <w:t xml:space="preserve"> college graduate </w:t>
+      </w:r>
+      <w:r>
+        <w:t xml:space="preserve">swam in a small lake </w:t>
+      </w:r>
+      <w:r>
+        <w:t>o</w:t>
+      </w:r>
+      <w:r>
+        <w:t>n private property.</w:t>
+      </w:r>
+      <w:r>
+        <w:t xml:space="preserve"> It was getting dark and</w:t>
+      </w:r>
+      <w:r>
+        <w:t xml:space="preserve"> time to return to return to the camp grounds.</w:t>
+      </w:r>
+    </w:p>
+    <w:p>
+      <w:r>
+        <w:t>A chill descended, like the chill of the grave. The usual sounds of insects, birds and wind disappeared.</w:t>
+      </w:r>
+    </w:p>
+    <w:p>
+      <w:r>
+        <w:t>Luke headed for shore and grabbed a towel. It was definitely time to leave.</w:t>
+      </w:r>
+    </w:p>
+    <w:p>
+      <w:r>
+        <w:t>In the bushes creatures stared at Luke. They seemed made of shadows and darkness</w:t>
+      </w:r>
+      <w:r>
+        <w:t>, condensed into gremlin-like monstrosities</w:t>
+      </w:r>
+      <w:r>
+        <w:t>. Above, ravens landed on branches and screeched.</w:t>
+      </w:r>
+      <w:r>
+        <w:t xml:space="preserve"> Ravens didn’t have three eyes or fangs.</w:t>
+      </w:r>
+    </w:p>
+    <w:p>
+      <w:r>
+        <w:t xml:space="preserve">Shadows swirled around the ground – shadows like smoke. Above, </w:t>
+      </w:r>
+      <w:r>
+        <w:t xml:space="preserve">a radio tower emitted the same </w:t>
+      </w:r>
+      <w:r>
+        <w:t xml:space="preserve">smoky </w:t>
+      </w:r>
+      <w:r>
+        <w:t>shadows.</w:t>
+      </w:r>
+    </w:p>
+    <w:p>
+      <w:r>
+        <w:t xml:space="preserve">Panic gripped Luke </w:t>
+      </w:r>
+      <w:r>
+        <w:t>as he charged towards the fence.</w:t>
+      </w:r>
+    </w:p>
+    <w:p>
+      <w:r>
+        <w:t>Pain shot through Luke as the gremlins scratched his legs with their sharp claws.</w:t>
+      </w:r>
+    </w:p>
+    <w:p>
+      <w:r>
+        <w:t>Increasing his pace, Luke approached the gate and jumped over.</w:t>
+      </w:r>
+    </w:p>
+    <w:p>
+      <w:r>
+        <w:t>Back on public property, Luke headed for the camp grounds. As he approached the camp site, he realized he wasn’t being followed. Also, the terrifying shadows were gone.</w:t>
+      </w:r>
+    </w:p>
+    <w:p>
+      <w:r>
+        <w:t>Luke stealthily approached his camp site, making sure no one would see him. He looked at the scratched on his bare legs. They were healing fast. In seconds they were gone.</w:t>
+      </w:r>
+    </w:p>
+    <w:p>
       <w:r>
         <w:lastRenderedPageBreak/>
-        <w:t>0</w:t>
-      </w:r>
-      <w:r>
-        <w:t>.</w:t>
-      </w:r>
-      <w:bookmarkEnd w:id="0"/>
-      <w:r>
-        <w:t xml:space="preserve"> </w:t>
-      </w:r>
-      <w:r>
-        <w:t>Prelude</w:t>
-      </w:r>
-    </w:p>
-    <w:p>
-      <w:pPr>
-        <w:pStyle w:val="Quote1"/>
-      </w:pPr>
-      <w:r>
-        <w:t xml:space="preserve">Urban Legends are completely nonsense - </w:t>
-      </w:r>
-      <w:r>
-        <w:br/>
-        <w:t>Except when they’re not</w:t>
-      </w:r>
-    </w:p>
-    <w:p>
-      <w:r>
-        <w:t>CTO John Addams stepped in front of the board of directors and began his presentation.</w:t>
-      </w:r>
-    </w:p>
-    <w:p>
-      <w:r>
-        <w:t>“We completed our final tests. The results have exceeded our expectations – 17.3% energy savings and 43% increased computational power.”</w:t>
-      </w:r>
-    </w:p>
-    <w:p>
-      <w:r>
-        <w:t>The board clapped at the good news.</w:t>
-      </w:r>
-    </w:p>
-    <w:p>
-      <w:r>
-        <w:t xml:space="preserve">John paused and then said, “One of our interns suggested we use the machine to test the environmental impact. </w:t>
-      </w:r>
-    </w:p>
-    <w:p>
-      <w:r>
-        <w:t xml:space="preserve">“I didn’t mind since </w:t>
-      </w:r>
-      <w:r>
-        <w:t>we needed to properly test our equipment</w:t>
-      </w:r>
-      <w:r>
-        <w:t>.</w:t>
-      </w:r>
-    </w:p>
-    <w:p>
-      <w:r>
-        <w:t>“Also, she</w:t>
-      </w:r>
-      <w:r>
-        <w:t xml:space="preserve"> finished her assignment almost a month ahead of schedule.</w:t>
-      </w:r>
-    </w:p>
-    <w:p>
-      <w:r>
-        <w:t>“So I suggested she write up a proposal.</w:t>
-      </w:r>
-      <w:r>
-        <w:t xml:space="preserve"> She did so and even wrote up the code, ready for running.”</w:t>
-      </w:r>
-    </w:p>
-    <w:p>
-      <w:r>
-        <w:t>“Who is person?” the President asked.</w:t>
-      </w:r>
-    </w:p>
-    <w:p>
-      <w:r>
-        <w:t xml:space="preserve">“That’s Ms. Annie Von </w:t>
-      </w:r>
-      <w:r>
-        <w:t>Aranor</w:t>
+        <w:t xml:space="preserve">Luke sat on a chair and tried to decide what to do. He left his keys behind and couldn’t retrieve them. Fortunately, </w:t>
+      </w:r>
+      <w:r>
+        <w:t>the trailer door was unlocked.</w:t>
+      </w:r>
+    </w:p>
+    <w:p>
+      <w:r>
+        <w:t xml:space="preserve">Luke opened his laptop and began surfing. </w:t>
+      </w:r>
+      <w:r>
+        <w:t>First on the shopping list was a multi-function hiking stick</w:t>
       </w:r>
       <w:r>
         <w:rPr>
@@ -356,157 +387,7 @@
         <w:footnoteReference w:id="1"/>
       </w:r>
       <w:r>
-        <w:t>,” John said. “I have classified the results and instructed Ms. Annie not to tell anyone.”</w:t>
-      </w:r>
-    </w:p>
-    <w:p>
-      <w:r>
-        <w:t>“Why would you do that?” President Wally Wiggins asked, confused. “Isn’t quantum technology completely safe?”</w:t>
-      </w:r>
-    </w:p>
-    <w:p>
-      <w:r>
-        <w:t>“That’s why we triple-checked the results,” John said.</w:t>
-      </w:r>
-    </w:p>
-    <w:p>
-      <w:r>
-        <w:t>John tapped his device and charts appeared on the wall display.</w:t>
-      </w:r>
-    </w:p>
-    <w:p>
-      <w:r>
-        <w:lastRenderedPageBreak/>
-        <w:t>“The universe is surrounded by a barrier so strong that nothing can come in,</w:t>
-      </w:r>
-      <w:r>
-        <w:t xml:space="preserve"> except at the sub-atomic level, hence quantum mechanics.</w:t>
-      </w:r>
-    </w:p>
-    <w:p>
-      <w:r>
-        <w:t>“This barrier fails in black holes, but that’s okay.</w:t>
-      </w:r>
-    </w:p>
-    <w:p>
-      <w:r>
-        <w:t xml:space="preserve">“What Ms. Annie’s test results shows is that our equipment erodes this barrier. The good news is that we would need millions of times more </w:t>
-      </w:r>
-      <w:r>
-        <w:t xml:space="preserve">computational </w:t>
-      </w:r>
-      <w:r>
-        <w:t>power before the barrier breach will become noticeable.”</w:t>
-      </w:r>
-    </w:p>
-    <w:p>
-      <w:r>
-        <w:t>“That’s good,” Wally said. “There’s no way we would need more than a few data centers for the world’s needs.</w:t>
-      </w:r>
-    </w:p>
-    <w:p>
-      <w:r>
-        <w:t xml:space="preserve">“You were right to classify the results. </w:t>
-      </w:r>
-      <w:r>
-        <w:t xml:space="preserve">Those unscientific </w:t>
-      </w:r>
-      <w:r>
-        <w:t xml:space="preserve">flat earthers </w:t>
-      </w:r>
-      <w:r>
-        <w:t>don’t need any more ammunition.”</w:t>
-      </w:r>
-    </w:p>
-    <w:p>
-      <w:pPr>
-        <w:pStyle w:val="StatusMessage"/>
-      </w:pPr>
-      <w:r>
-        <w:t>They were wrong</w:t>
-      </w:r>
-    </w:p>
-    <w:p>
-      <w:pPr>
-        <w:pStyle w:val="H2"/>
-        <w:numPr>
-          <w:ilvl w:val="0"/>
-          <w:numId w:val="10"/>
-        </w:numPr>
-      </w:pPr>
-    </w:p>
-    <w:p>
-      <w:r>
-        <w:t xml:space="preserve">Luke </w:t>
-      </w:r>
-      <w:r>
-        <w:t>Aetheren</w:t>
-      </w:r>
-      <w:r>
-        <w:t xml:space="preserve"> hiked the paths of a nearby park. </w:t>
-      </w:r>
-      <w:r>
-        <w:t>He entered a secluded area few people visited. It was a beautiful place with a secret waterfall.</w:t>
-      </w:r>
-    </w:p>
-    <w:p>
-      <w:r>
-        <w:t xml:space="preserve">The world became still and a chill touched Luke’s skin. </w:t>
-      </w:r>
-      <w:r>
-        <w:t>Luke felt as if he was sinking into some hell world.</w:t>
-      </w:r>
-    </w:p>
-    <w:p>
-      <w:r>
-        <w:t>Terrified, Luke ran towards his parked car, leaving his stuff behind.</w:t>
-      </w:r>
-    </w:p>
-    <w:p>
-      <w:r>
-        <w:t>A wolf howled. It wasn’t a wolf. Wolves didn’t howl that way.</w:t>
-      </w:r>
-    </w:p>
-    <w:p>
-      <w:r>
-        <w:t xml:space="preserve">Luke </w:t>
-      </w:r>
-      <w:r>
-        <w:t>looked</w:t>
-      </w:r>
-      <w:r>
-        <w:t xml:space="preserve"> back and saw the wolve</w:t>
-      </w:r>
-      <w:r>
-        <w:t>s</w:t>
-      </w:r>
-      <w:r>
-        <w:t>. They weren’t wolves. They were some sort of demonic creature. They were hunting him.</w:t>
-      </w:r>
-    </w:p>
-    <w:p>
-      <w:r>
-        <w:t>Luke sprinted, jumping over roots and barely keeping his balance.</w:t>
-      </w:r>
-    </w:p>
-    <w:p>
-      <w:r>
-        <w:t>The demon wolves were catching up.</w:t>
-      </w:r>
-    </w:p>
-    <w:p>
-      <w:r>
-        <w:t>Wishing he had a gun, Luke increased his speed.</w:t>
-      </w:r>
-    </w:p>
-    <w:p>
-      <w:r>
-        <w:t>The parking lot was in view. He stepped onto the lot and the oppressive feeling disappeared.</w:t>
-      </w:r>
-    </w:p>
-    <w:p>
-      <w:r>
-        <w:t>Luke entered his car and drove off. He looked in his rear view mirror, expecting monsters, but saw none.</w:t>
+        <w:t>. He continued shopping.</w:t>
       </w:r>
     </w:p>
     <w:p>
@@ -521,7 +402,7 @@
           <wp:inline distT="0" distB="0" distL="0" distR="0">
             <wp:extent cx="292972" cy="113169"/>
             <wp:effectExtent l="19050" t="0" r="0" b="0"/>
-            <wp:docPr id="1" name="Picture 3" descr="C:\Users\Burgess\AppData\Local\Microsoft\Windows\Temporary Internet Files\Content.IE5\0LM9LILP\MC900065312[1].wmf"/>
+            <wp:docPr id="2" name="Picture 3" descr="C:\Users\Burgess\AppData\Local\Microsoft\Windows\Temporary Internet Files\Content.IE5\0LM9LILP\MC900065312[1].wmf"/>
             <wp:cNvGraphicFramePr>
               <a:graphicFrameLocks xmlns:a="http://schemas.openxmlformats.org/drawingml/2006/main" noChangeAspect="1"/>
             </wp:cNvGraphicFramePr>
@@ -566,9 +447,58 @@
     </w:p>
     <w:p>
       <w:r>
-        <w:t>Luke entered the parking lot of his family restaurant and parked.</w:t>
-      </w:r>
-    </w:p>
+        <w:t xml:space="preserve">The next day, Luke dressed and realized he didn’t have shoes. Hesitating a moment, he headed to the </w:t>
+      </w:r>
+      <w:r>
+        <w:t>swimming hole</w:t>
+      </w:r>
+      <w:r>
+        <w:t xml:space="preserve"> with just socks.</w:t>
+      </w:r>
+    </w:p>
+    <w:p>
+      <w:r>
+        <w:t>“Damn,” Luke cursed as he walked the rocky ground. How the hell did he travel the distance before without hurting himself?</w:t>
+      </w:r>
+    </w:p>
+    <w:p>
+      <w:r>
+        <w:t>Luke arrived at the fence and hesitated. Holding kitchen knives in each hand, he gingerly stepped over the fence and headed for his stuff.</w:t>
+      </w:r>
+    </w:p>
+    <w:p>
+      <w:r>
+        <w:t>Another painful walk brought him to his stuff. The first thing Luke did was put his shoes on. Next he put his stuff away into his backpack and pocketed his keys.</w:t>
+      </w:r>
+    </w:p>
+    <w:p>
+      <w:r>
+        <w:t xml:space="preserve">Finally back at his </w:t>
+      </w:r>
+      <w:r>
+        <w:t xml:space="preserve">electric </w:t>
+      </w:r>
+      <w:r>
+        <w:t>pickup truck, Luke breathed a sigh of relief. That was the last time he was going to trespass on private property</w:t>
+      </w:r>
+      <w:r>
+        <w:t>.</w:t>
+      </w:r>
+    </w:p>
+    <w:p/>
+    <w:p/>
+    <w:p/>
+    <w:p/>
+    <w:p/>
+    <w:p/>
+    <w:p/>
+    <w:p/>
+    <w:p/>
+    <w:p/>
+    <w:p/>
+    <w:p/>
+    <w:p/>
+    <w:p/>
     <w:p/>
     <w:p/>
     <w:p/>
@@ -697,7 +627,7 @@
             <w:rPr>
               <w:noProof/>
             </w:rPr>
-            <w:t>4</w:t>
+            <w:t>2</w:t>
           </w:r>
         </w:fldSimple>
       </w:p>
@@ -727,7 +657,7 @@
             <w:rPr>
               <w:noProof/>
             </w:rPr>
-            <w:t>3</w:t>
+            <w:t>5</w:t>
           </w:r>
         </w:fldSimple>
       </w:p>
@@ -772,6 +702,7 @@
     <w:p>
       <w:pPr>
         <w:pStyle w:val="FootnoteText"/>
+        <w:jc w:val="left"/>
         <w:rPr>
           <w:lang w:val="en-CA"/>
         </w:rPr>
@@ -786,13 +717,28 @@
         <w:t xml:space="preserve"> </w:t>
       </w:r>
       <w:r>
-        <w:t>“King’s Light”</w:t>
-      </w:r>
-      <w:r>
-        <w:t xml:space="preserve"> - </w:t>
-      </w:r>
-      <w:r>
-        <w:t>https://namecrafthq.com/high-elf-names-fantasy-character/</w:t>
+        <w:t>https://kicklo.com/products/multifunctional-aluminium-alloy-hiking-stick</w:t>
+      </w:r>
+      <w:r>
+        <w:br/>
+      </w:r>
+      <w:r>
+        <w:rPr>
+          <w:lang w:val="en-CA"/>
+        </w:rPr>
+        <w:t xml:space="preserve">(I like gadgets </w:t>
+      </w:r>
+      <w:r>
+        <w:rPr>
+          <w:lang w:val="en-CA"/>
+        </w:rPr>
+        <w:sym w:font="Wingdings" w:char="F04A"/>
+      </w:r>
+      <w:r>
+        <w:rPr>
+          <w:lang w:val="en-CA"/>
+        </w:rPr>
+        <w:t>)</w:t>
       </w:r>
     </w:p>
   </w:footnote>
@@ -3216,7 +3162,7 @@
 </file>
 
 <file path=customXml/itemProps1.xml><?xml version="1.0" encoding="utf-8"?>
-<ds:datastoreItem xmlns:ds="http://schemas.openxmlformats.org/officeDocument/2006/customXml" ds:itemID="{8CBC77A7-47D8-4FDD-8888-144C4A0AFF5A}">
+<ds:datastoreItem xmlns:ds="http://schemas.openxmlformats.org/officeDocument/2006/customXml" ds:itemID="{AE3F8D75-85BF-40DA-A281-3EEE083EA1FD}">
   <ds:schemaRefs>
     <ds:schemaRef ds:uri="http://schemas.openxmlformats.org/officeDocument/2006/bibliography"/>
   </ds:schemaRefs>
